--- a/pb_health_analytics/output/sales_kit/PB_Health_Advisor_Playbook.docx
+++ b/pb_health_analytics/output/sales_kit/PB_Health_Advisor_Playbook.docx
@@ -2771,7 +2771,7 @@
                 <w:sz w:val="21"/>
                 <w:szCs w:val="21"/>
               </w:rPr>
-              <w:t xml:space="preserve">Cashless process Policybazaar ke saath integrated hai. Apni policy ka naam bataiye, main abhi confirm karta hoon.</w:t>
+              <w:t xml:space="preserve">Apni policy ka naam bataiye, main abhi check karke batata hoon ki wahan cashless milega ya nahi.</w:t>
             </w:r>
           </w:p>
         </w:tc>
